--- a/Coding 2 - year/Unit 3 - Advanced Functions & Algorithms/Daily Lesson Plans/Word/Day 1.docx
+++ b/Coding 2 - year/Unit 3 - Advanced Functions & Algorithms/Daily Lesson Plans/Word/Day 1.docx
@@ -50,12 +50,15 @@
               </w:rPr>
               <w:t xml:space="preserve">Coding II — Full Year</w:t>
             </w:r>
-          </w:p>
-          <w:p>
-            <w:pPr>
-              <w:spacing w:before="40"/>
-              <w:jc w:val="center"/>
-            </w:pPr>
+            <w:r>
+              <w:rPr>
+                <w:rFonts w:ascii="Arial" w:cs="Arial" w:eastAsia="Arial" w:hAnsi="Arial"/>
+                <w:sz w:val="16"/>
+                <w:szCs w:val="16"/>
+              </w:rPr>
+              <w:br/>
+              <w:t xml:space="preserve"/>
+            </w:r>
             <w:r>
               <w:rPr>
                 <w:rFonts w:ascii="Arial" w:cs="Arial" w:eastAsia="Arial" w:hAnsi="Arial"/>
@@ -83,7 +86,7 @@
           <w:rFonts w:ascii="Arial" w:cs="Arial" w:eastAsia="Arial" w:hAnsi="Arial"/>
           <w:b/>
           <w:bCs/>
-          <w:color w:val="0D3B1F"/>
+          <w:color w:val="1B7A4A"/>
           <w:sz w:val="32"/>
           <w:szCs w:val="32"/>
         </w:rPr>
@@ -261,9 +264,9 @@
               <w:right w:val="single" w:color="CCCCCC" w:sz="1"/>
             </w:tcBorders>
             <w:tcMar>
-              <w:top w:type="dxa" w:w="60"/>
+              <w:top w:type="dxa" w:w="80"/>
               <w:left w:type="dxa" w:w="120"/>
-              <w:bottom w:type="dxa" w:w="60"/>
+              <w:bottom w:type="dxa" w:w="80"/>
               <w:right w:type="dxa" w:w="120"/>
             </w:tcMar>
           </w:tcPr>
@@ -290,20 +293,213 @@
               <w:right w:val="single" w:color="CCCCCC" w:sz="1"/>
             </w:tcBorders>
             <w:tcMar>
-              <w:top w:type="dxa" w:w="60"/>
+              <w:top w:type="dxa" w:w="80"/>
               <w:left w:type="dxa" w:w="120"/>
-              <w:bottom w:type="dxa" w:w="60"/>
+              <w:bottom w:type="dxa" w:w="80"/>
               <w:right w:type="dxa" w:w="120"/>
             </w:tcMar>
           </w:tcPr>
           <w:p>
-            <w:r>
-              <w:rPr>
-                <w:rFonts w:ascii="Arial" w:cs="Arial" w:eastAsia="Arial" w:hAnsi="Arial"/>
-                <w:sz w:val="20"/>
-                <w:szCs w:val="20"/>
+            <w:pPr>
+              <w:spacing w:after="80" w:before="80"/>
+            </w:pPr>
+            <w:r>
+              <w:rPr>
+                <w:rFonts w:ascii="Arial" w:cs="Arial" w:eastAsia="Arial" w:hAnsi="Arial"/>
+                <w:b/>
+                <w:bCs/>
+                <w:i w:val="false"/>
+                <w:iCs w:val="false"/>
+                <w:color w:val="000000"/>
+                <w:sz w:val="22"/>
+                <w:szCs w:val="22"/>
               </w:rPr>
               <w:t xml:space="preserve">Bell Ringer / Review</w:t>
+            </w:r>
+            <w:r>
+              <w:rPr>
+                <w:rFonts w:ascii="Arial" w:cs="Arial" w:eastAsia="Arial" w:hAnsi="Arial"/>
+                <w:sz w:val="20"/>
+                <w:szCs w:val="20"/>
+              </w:rPr>
+              <w:br/>
+              <w:t xml:space="preserve"/>
+            </w:r>
+            <w:r>
+              <w:rPr>
+                <w:rFonts w:ascii="Arial" w:cs="Arial" w:eastAsia="Arial" w:hAnsi="Arial"/>
+                <w:sz w:val="20"/>
+                <w:szCs w:val="20"/>
+              </w:rPr>
+              <w:br/>
+              <w:t xml:space="preserve"/>
+            </w:r>
+            <w:r>
+              <w:rPr>
+                <w:rFonts w:ascii="Arial" w:cs="Arial" w:eastAsia="Arial" w:hAnsi="Arial"/>
+                <w:b/>
+                <w:bCs/>
+                <w:i w:val="false"/>
+                <w:iCs w:val="false"/>
+                <w:color w:val="000000"/>
+                <w:sz w:val="20"/>
+                <w:szCs w:val="20"/>
+              </w:rPr>
+              <w:t xml:space="preserve">Quick Write </w:t>
+            </w:r>
+            <w:r>
+              <w:rPr>
+                <w:rFonts w:ascii="Arial" w:cs="Arial" w:eastAsia="Arial" w:hAnsi="Arial"/>
+                <w:b w:val="false"/>
+                <w:bCs w:val="false"/>
+                <w:i w:val="false"/>
+                <w:iCs w:val="false"/>
+                <w:color w:val="000000"/>
+                <w:sz w:val="20"/>
+                <w:szCs w:val="20"/>
+              </w:rPr>
+              <w:t xml:space="preserve">(3 min — written or verbal):</w:t>
+            </w:r>
+            <w:r>
+              <w:rPr>
+                <w:rFonts w:ascii="Arial" w:cs="Arial" w:eastAsia="Arial" w:hAnsi="Arial"/>
+                <w:sz w:val="20"/>
+                <w:szCs w:val="20"/>
+              </w:rPr>
+              <w:br/>
+              <w:t xml:space="preserve"/>
+            </w:r>
+            <w:r>
+              <w:rPr>
+                <w:rFonts w:ascii="Arial" w:cs="Arial" w:eastAsia="Arial" w:hAnsi="Arial"/>
+                <w:b w:val="false"/>
+                <w:bCs w:val="false"/>
+                <w:i w:val="false"/>
+                <w:iCs w:val="false"/>
+                <w:color w:val="000000"/>
+                <w:sz w:val="20"/>
+                <w:szCs w:val="20"/>
+              </w:rPr>
+              <w:t xml:space="preserve">    What do you already know about how to write and use lambda functions to create simple, anonymous functions for one-time or callback operations?</w:t>
+            </w:r>
+            <w:r>
+              <w:rPr>
+                <w:rFonts w:ascii="Arial" w:cs="Arial" w:eastAsia="Arial" w:hAnsi="Arial"/>
+                <w:sz w:val="20"/>
+                <w:szCs w:val="20"/>
+              </w:rPr>
+              <w:br/>
+              <w:t xml:space="preserve"/>
+            </w:r>
+            <w:r>
+              <w:rPr>
+                <w:rFonts w:ascii="Arial" w:cs="Arial" w:eastAsia="Arial" w:hAnsi="Arial"/>
+                <w:sz w:val="20"/>
+                <w:szCs w:val="20"/>
+              </w:rPr>
+              <w:br/>
+              <w:t xml:space="preserve"/>
+            </w:r>
+            <w:r>
+              <w:rPr>
+                <w:rFonts w:ascii="Arial" w:cs="Arial" w:eastAsia="Arial" w:hAnsi="Arial"/>
+                <w:b/>
+                <w:bCs/>
+                <w:i w:val="false"/>
+                <w:iCs w:val="false"/>
+                <w:color w:val="000000"/>
+                <w:sz w:val="20"/>
+                <w:szCs w:val="20"/>
+              </w:rPr>
+              <w:t xml:space="preserve">Vocabulary Preview — </w:t>
+            </w:r>
+            <w:r>
+              <w:rPr>
+                <w:rFonts w:ascii="Arial" w:cs="Arial" w:eastAsia="Arial" w:hAnsi="Arial"/>
+                <w:b w:val="false"/>
+                <w:bCs w:val="false"/>
+                <w:i w:val="false"/>
+                <w:iCs w:val="false"/>
+                <w:color w:val="000000"/>
+                <w:sz w:val="20"/>
+                <w:szCs w:val="20"/>
+              </w:rPr>
+              <w:t xml:space="preserve">terms we'll use today:</w:t>
+            </w:r>
+            <w:r>
+              <w:rPr>
+                <w:rFonts w:ascii="Arial" w:cs="Arial" w:eastAsia="Arial" w:hAnsi="Arial"/>
+                <w:sz w:val="20"/>
+                <w:szCs w:val="20"/>
+              </w:rPr>
+              <w:br/>
+              <w:t xml:space="preserve"/>
+            </w:r>
+            <w:r>
+              <w:rPr>
+                <w:rFonts w:ascii="Arial" w:cs="Arial" w:eastAsia="Arial" w:hAnsi="Arial"/>
+                <w:b w:val="false"/>
+                <w:bCs w:val="false"/>
+                <w:i w:val="false"/>
+                <w:iCs w:val="false"/>
+                <w:color w:val="000000"/>
+                <w:sz w:val="20"/>
+                <w:szCs w:val="20"/>
+              </w:rPr>
+              <w:t xml:space="preserve">    • Lambda Functions   •   Anonymous Function   •   Single Expression   •   When to use lambdas   •   When NOT to use lambdas</w:t>
+            </w:r>
+            <w:r>
+              <w:rPr>
+                <w:rFonts w:ascii="Arial" w:cs="Arial" w:eastAsia="Arial" w:hAnsi="Arial"/>
+                <w:sz w:val="20"/>
+                <w:szCs w:val="20"/>
+              </w:rPr>
+              <w:br/>
+              <w:t xml:space="preserve"/>
+            </w:r>
+            <w:r>
+              <w:rPr>
+                <w:rFonts w:ascii="Arial" w:cs="Arial" w:eastAsia="Arial" w:hAnsi="Arial"/>
+                <w:sz w:val="20"/>
+                <w:szCs w:val="20"/>
+              </w:rPr>
+              <w:br/>
+              <w:t xml:space="preserve"/>
+            </w:r>
+            <w:r>
+              <w:rPr>
+                <w:rFonts w:ascii="Arial" w:cs="Arial" w:eastAsia="Arial" w:hAnsi="Arial"/>
+                <w:b w:val="false"/>
+                <w:bCs w:val="false"/>
+                <w:i/>
+                <w:iCs/>
+                <w:color w:val="444444"/>
+                <w:sz w:val="20"/>
+                <w:szCs w:val="20"/>
+              </w:rPr>
+              <w:t xml:space="preserve">Today's Goal: By the end of class you will be able to write and use lambda functions to create simple, anonymous functions for one-time or callback operations.</w:t>
+            </w:r>
+            <w:r>
+              <w:rPr>
+                <w:rFonts w:ascii="Arial" w:cs="Arial" w:eastAsia="Arial" w:hAnsi="Arial"/>
+                <w:sz w:val="20"/>
+                <w:szCs w:val="20"/>
+              </w:rPr>
+              <w:br/>
+              <w:t xml:space="preserve"/>
+            </w:r>
+            <w:r>
+              <w:rPr>
+                <w:rFonts w:ascii="Arial" w:cs="Arial" w:eastAsia="Arial" w:hAnsi="Arial"/>
+                <w:b w:val="false"/>
+                <w:bCs w:val="false"/>
+                <w:i/>
+                <w:iCs/>
+                <w:color w:val="555555"/>
+                <w:sz w:val="20"/>
+                <w:szCs w:val="20"/>
+              </w:rPr>
+              <w:t xml:space="preserve">→ Pair-share your response, then 2–3 students share with the class.</w:t>
             </w:r>
           </w:p>
         </w:tc>
@@ -319,9 +515,9 @@
               <w:right w:val="single" w:color="CCCCCC" w:sz="1"/>
             </w:tcBorders>
             <w:tcMar>
-              <w:top w:type="dxa" w:w="60"/>
+              <w:top w:type="dxa" w:w="80"/>
               <w:left w:type="dxa" w:w="120"/>
-              <w:bottom w:type="dxa" w:w="60"/>
+              <w:bottom w:type="dxa" w:w="80"/>
               <w:right w:type="dxa" w:w="120"/>
             </w:tcMar>
           </w:tcPr>
@@ -348,20 +544,402 @@
               <w:right w:val="single" w:color="CCCCCC" w:sz="1"/>
             </w:tcBorders>
             <w:tcMar>
-              <w:top w:type="dxa" w:w="60"/>
+              <w:top w:type="dxa" w:w="80"/>
               <w:left w:type="dxa" w:w="120"/>
-              <w:bottom w:type="dxa" w:w="60"/>
+              <w:bottom w:type="dxa" w:w="80"/>
               <w:right w:type="dxa" w:w="120"/>
             </w:tcMar>
           </w:tcPr>
           <w:p>
-            <w:r>
-              <w:rPr>
-                <w:rFonts w:ascii="Arial" w:cs="Arial" w:eastAsia="Arial" w:hAnsi="Arial"/>
-                <w:sz w:val="20"/>
-                <w:szCs w:val="20"/>
-              </w:rPr>
-              <w:t xml:space="preserve">Mini Lesson: Lambda Functions and Anonymous Functions</w:t>
+            <w:pPr>
+              <w:spacing w:after="80" w:before="80"/>
+            </w:pPr>
+            <w:r>
+              <w:rPr>
+                <w:rFonts w:ascii="Arial" w:cs="Arial" w:eastAsia="Arial" w:hAnsi="Arial"/>
+                <w:b/>
+                <w:bCs/>
+                <w:i w:val="false"/>
+                <w:iCs w:val="false"/>
+                <w:color w:val="000000"/>
+                <w:sz w:val="22"/>
+                <w:szCs w:val="22"/>
+              </w:rPr>
+              <w:t xml:space="preserve">Mini Lesson: </w:t>
+            </w:r>
+            <w:r>
+              <w:rPr>
+                <w:rFonts w:ascii="Arial" w:cs="Arial" w:eastAsia="Arial" w:hAnsi="Arial"/>
+                <w:b w:val="false"/>
+                <w:bCs w:val="false"/>
+                <w:i w:val="false"/>
+                <w:iCs w:val="false"/>
+                <w:color w:val="000000"/>
+                <w:sz w:val="22"/>
+                <w:szCs w:val="22"/>
+              </w:rPr>
+              <w:t xml:space="preserve">Lambda Functions and Anonymous Functions</w:t>
+            </w:r>
+            <w:r>
+              <w:rPr>
+                <w:rFonts w:ascii="Arial" w:cs="Arial" w:eastAsia="Arial" w:hAnsi="Arial"/>
+                <w:sz w:val="20"/>
+                <w:szCs w:val="20"/>
+              </w:rPr>
+              <w:br/>
+              <w:t xml:space="preserve"/>
+            </w:r>
+            <w:r>
+              <w:rPr>
+                <w:rFonts w:ascii="Arial" w:cs="Arial" w:eastAsia="Arial" w:hAnsi="Arial"/>
+                <w:sz w:val="20"/>
+                <w:szCs w:val="20"/>
+              </w:rPr>
+              <w:br/>
+              <w:t xml:space="preserve"/>
+            </w:r>
+            <w:r>
+              <w:rPr>
+                <w:rFonts w:ascii="Arial" w:cs="Arial" w:eastAsia="Arial" w:hAnsi="Arial"/>
+                <w:b/>
+                <w:bCs/>
+                <w:i/>
+                <w:iCs/>
+                <w:color w:val="000000"/>
+                <w:sz w:val="20"/>
+                <w:szCs w:val="20"/>
+              </w:rPr>
+              <w:t xml:space="preserve">Learning Target: </w:t>
+            </w:r>
+            <w:r>
+              <w:rPr>
+                <w:rFonts w:ascii="Arial" w:cs="Arial" w:eastAsia="Arial" w:hAnsi="Arial"/>
+                <w:b w:val="false"/>
+                <w:bCs w:val="false"/>
+                <w:i/>
+                <w:iCs/>
+                <w:color w:val="333333"/>
+                <w:sz w:val="20"/>
+                <w:szCs w:val="20"/>
+              </w:rPr>
+              <w:t xml:space="preserve">I can write and use lambda functions to create simple, anonymous functions for one-time or callback operations.</w:t>
+            </w:r>
+            <w:r>
+              <w:rPr>
+                <w:rFonts w:ascii="Arial" w:cs="Arial" w:eastAsia="Arial" w:hAnsi="Arial"/>
+                <w:sz w:val="20"/>
+                <w:szCs w:val="20"/>
+              </w:rPr>
+              <w:br/>
+              <w:t xml:space="preserve"/>
+            </w:r>
+            <w:r>
+              <w:rPr>
+                <w:rFonts w:ascii="Arial" w:cs="Arial" w:eastAsia="Arial" w:hAnsi="Arial"/>
+                <w:sz w:val="20"/>
+                <w:szCs w:val="20"/>
+              </w:rPr>
+              <w:br/>
+              <w:t xml:space="preserve"/>
+            </w:r>
+            <w:r>
+              <w:rPr>
+                <w:rFonts w:ascii="Arial" w:cs="Arial" w:eastAsia="Arial" w:hAnsi="Arial"/>
+                <w:b w:val="false"/>
+                <w:bCs w:val="false"/>
+                <w:i w:val="false"/>
+                <w:iCs w:val="false"/>
+                <w:color w:val="000000"/>
+                <w:sz w:val="20"/>
+                <w:szCs w:val="20"/>
+              </w:rPr>
+              <w:t xml:space="preserve">Lambda Functions are small, unnamed functions created with the lambda keyword. They're useful when you need a quick function without formally defining it with def. Think of them as "throwaway" functions—perfect for passing to other functions or filtering data.</w:t>
+            </w:r>
+            <w:r>
+              <w:rPr>
+                <w:rFonts w:ascii="Arial" w:cs="Arial" w:eastAsia="Arial" w:hAnsi="Arial"/>
+                <w:sz w:val="20"/>
+                <w:szCs w:val="20"/>
+              </w:rPr>
+              <w:br/>
+              <w:t xml:space="preserve"/>
+            </w:r>
+            <w:r>
+              <w:rPr>
+                <w:rFonts w:ascii="Arial" w:cs="Arial" w:eastAsia="Arial" w:hAnsi="Arial"/>
+                <w:b w:val="false"/>
+                <w:bCs w:val="false"/>
+                <w:i w:val="false"/>
+                <w:iCs w:val="false"/>
+                <w:color w:val="000000"/>
+                <w:sz w:val="20"/>
+                <w:szCs w:val="20"/>
+              </w:rPr>
+              <w:t xml:space="preserve">Anonymous Function means a function without a name. Lambda functions are always anonymous. They're stored in variables or passed directly to other functions.</w:t>
+            </w:r>
+            <w:r>
+              <w:rPr>
+                <w:rFonts w:ascii="Arial" w:cs="Arial" w:eastAsia="Arial" w:hAnsi="Arial"/>
+                <w:sz w:val="20"/>
+                <w:szCs w:val="20"/>
+              </w:rPr>
+              <w:br/>
+              <w:t xml:space="preserve"/>
+            </w:r>
+            <w:r>
+              <w:rPr>
+                <w:rFonts w:ascii="Arial" w:cs="Arial" w:eastAsia="Arial" w:hAnsi="Arial"/>
+                <w:sz w:val="20"/>
+                <w:szCs w:val="20"/>
+              </w:rPr>
+              <w:br/>
+              <w:t xml:space="preserve"/>
+            </w:r>
+            <w:r>
+              <w:rPr>
+                <w:rFonts w:ascii="Arial" w:cs="Arial" w:eastAsia="Arial" w:hAnsi="Arial"/>
+                <w:b/>
+                <w:bCs/>
+                <w:i w:val="false"/>
+                <w:iCs w:val="false"/>
+                <w:color w:val="000000"/>
+                <w:sz w:val="20"/>
+                <w:szCs w:val="20"/>
+              </w:rPr>
+              <w:t xml:space="preserve">Key Concepts:</w:t>
+            </w:r>
+            <w:r>
+              <w:rPr>
+                <w:rFonts w:ascii="Arial" w:cs="Arial" w:eastAsia="Arial" w:hAnsi="Arial"/>
+                <w:sz w:val="20"/>
+                <w:szCs w:val="20"/>
+              </w:rPr>
+              <w:br/>
+              <w:t xml:space="preserve"/>
+            </w:r>
+            <w:r>
+              <w:rPr>
+                <w:rFonts w:ascii="Arial" w:cs="Arial" w:eastAsia="Arial" w:hAnsi="Arial"/>
+                <w:b w:val="false"/>
+                <w:bCs w:val="false"/>
+                <w:i w:val="false"/>
+                <w:iCs w:val="false"/>
+                <w:color w:val="000000"/>
+                <w:sz w:val="20"/>
+                <w:szCs w:val="20"/>
+              </w:rPr>
+              <w:t xml:space="preserve">    • Passing a function as an argument to another function</w:t>
+            </w:r>
+            <w:r>
+              <w:rPr>
+                <w:rFonts w:ascii="Arial" w:cs="Arial" w:eastAsia="Arial" w:hAnsi="Arial"/>
+                <w:sz w:val="20"/>
+                <w:szCs w:val="20"/>
+              </w:rPr>
+              <w:br/>
+              <w:t xml:space="preserve"/>
+            </w:r>
+            <w:r>
+              <w:rPr>
+                <w:rFonts w:ascii="Arial" w:cs="Arial" w:eastAsia="Arial" w:hAnsi="Arial"/>
+                <w:b w:val="false"/>
+                <w:bCs w:val="false"/>
+                <w:i w:val="false"/>
+                <w:iCs w:val="false"/>
+                <w:color w:val="000000"/>
+                <w:sz w:val="20"/>
+                <w:szCs w:val="20"/>
+              </w:rPr>
+              <w:t xml:space="preserve">    • Simple, one-off operations</w:t>
+            </w:r>
+            <w:r>
+              <w:rPr>
+                <w:rFonts w:ascii="Arial" w:cs="Arial" w:eastAsia="Arial" w:hAnsi="Arial"/>
+                <w:sz w:val="20"/>
+                <w:szCs w:val="20"/>
+              </w:rPr>
+              <w:br/>
+              <w:t xml:space="preserve"/>
+            </w:r>
+            <w:r>
+              <w:rPr>
+                <w:rFonts w:ascii="Arial" w:cs="Arial" w:eastAsia="Arial" w:hAnsi="Arial"/>
+                <w:b w:val="false"/>
+                <w:bCs w:val="false"/>
+                <w:i w:val="false"/>
+                <w:iCs w:val="false"/>
+                <w:color w:val="000000"/>
+                <w:sz w:val="20"/>
+                <w:szCs w:val="20"/>
+              </w:rPr>
+              <w:t xml:space="preserve">    • When the logic is straightforward and fits on one line</w:t>
+            </w:r>
+            <w:r>
+              <w:rPr>
+                <w:rFonts w:ascii="Arial" w:cs="Arial" w:eastAsia="Arial" w:hAnsi="Arial"/>
+                <w:sz w:val="20"/>
+                <w:szCs w:val="20"/>
+              </w:rPr>
+              <w:br/>
+              <w:t xml:space="preserve"/>
+            </w:r>
+            <w:r>
+              <w:rPr>
+                <w:rFonts w:ascii="Arial" w:cs="Arial" w:eastAsia="Arial" w:hAnsi="Arial"/>
+                <w:b w:val="false"/>
+                <w:bCs w:val="false"/>
+                <w:i w:val="false"/>
+                <w:iCs w:val="false"/>
+                <w:color w:val="000000"/>
+                <w:sz w:val="20"/>
+                <w:szCs w:val="20"/>
+              </w:rPr>
+              <w:t xml:space="preserve">    • Complex logic (use def instead for readability)</w:t>
+            </w:r>
+            <w:r>
+              <w:rPr>
+                <w:rFonts w:ascii="Arial" w:cs="Arial" w:eastAsia="Arial" w:hAnsi="Arial"/>
+                <w:sz w:val="20"/>
+                <w:szCs w:val="20"/>
+              </w:rPr>
+              <w:br/>
+              <w:t xml:space="preserve"/>
+            </w:r>
+            <w:r>
+              <w:rPr>
+                <w:rFonts w:ascii="Arial" w:cs="Arial" w:eastAsia="Arial" w:hAnsi="Arial"/>
+                <w:b w:val="false"/>
+                <w:bCs w:val="false"/>
+                <w:i w:val="false"/>
+                <w:iCs w:val="false"/>
+                <w:color w:val="000000"/>
+                <w:sz w:val="20"/>
+                <w:szCs w:val="20"/>
+              </w:rPr>
+              <w:t xml:space="preserve">    • When you need multiple statements or loops</w:t>
+            </w:r>
+            <w:r>
+              <w:rPr>
+                <w:rFonts w:ascii="Arial" w:cs="Arial" w:eastAsia="Arial" w:hAnsi="Arial"/>
+                <w:sz w:val="20"/>
+                <w:szCs w:val="20"/>
+              </w:rPr>
+              <w:br/>
+              <w:t xml:space="preserve"/>
+            </w:r>
+            <w:r>
+              <w:rPr>
+                <w:rFonts w:ascii="Arial" w:cs="Arial" w:eastAsia="Arial" w:hAnsi="Arial"/>
+                <w:sz w:val="20"/>
+                <w:szCs w:val="20"/>
+              </w:rPr>
+              <w:br/>
+              <w:t xml:space="preserve"/>
+            </w:r>
+            <w:r>
+              <w:rPr>
+                <w:rFonts w:ascii="Arial" w:cs="Arial" w:eastAsia="Arial" w:hAnsi="Arial"/>
+                <w:b/>
+                <w:bCs/>
+                <w:i w:val="false"/>
+                <w:iCs w:val="false"/>
+                <w:color w:val="000000"/>
+                <w:sz w:val="20"/>
+                <w:szCs w:val="20"/>
+              </w:rPr>
+              <w:t xml:space="preserve">Vocabulary: </w:t>
+            </w:r>
+            <w:r>
+              <w:rPr>
+                <w:rFonts w:ascii="Arial" w:cs="Arial" w:eastAsia="Arial" w:hAnsi="Arial"/>
+                <w:b w:val="false"/>
+                <w:bCs w:val="false"/>
+                <w:i w:val="false"/>
+                <w:iCs w:val="false"/>
+                <w:color w:val="000000"/>
+                <w:sz w:val="20"/>
+                <w:szCs w:val="20"/>
+              </w:rPr>
+              <w:t xml:space="preserve">Lambda Functions, Anonymous Function, Single Expression, When to use lambdas, When NOT to use lambdas</w:t>
+            </w:r>
+            <w:r>
+              <w:rPr>
+                <w:rFonts w:ascii="Arial" w:cs="Arial" w:eastAsia="Arial" w:hAnsi="Arial"/>
+                <w:sz w:val="20"/>
+                <w:szCs w:val="20"/>
+              </w:rPr>
+              <w:br/>
+              <w:t xml:space="preserve"/>
+            </w:r>
+            <w:r>
+              <w:rPr>
+                <w:rFonts w:ascii="Arial" w:cs="Arial" w:eastAsia="Arial" w:hAnsi="Arial"/>
+                <w:sz w:val="20"/>
+                <w:szCs w:val="20"/>
+              </w:rPr>
+              <w:br/>
+              <w:t xml:space="preserve"/>
+            </w:r>
+            <w:r>
+              <w:rPr>
+                <w:rFonts w:ascii="Arial" w:cs="Arial" w:eastAsia="Arial" w:hAnsi="Arial"/>
+                <w:b/>
+                <w:bCs/>
+                <w:i/>
+                <w:iCs/>
+                <w:color w:val="555555"/>
+                <w:sz w:val="20"/>
+                <w:szCs w:val="20"/>
+              </w:rPr>
+              <w:t xml:space="preserve">→ Live Demo — </w:t>
+            </w:r>
+            <w:r>
+              <w:rPr>
+                <w:rFonts w:ascii="Arial" w:cs="Arial" w:eastAsia="Arial" w:hAnsi="Arial"/>
+                <w:b w:val="false"/>
+                <w:bCs w:val="false"/>
+                <w:i/>
+                <w:iCs/>
+                <w:color w:val="555555"/>
+                <w:sz w:val="20"/>
+                <w:szCs w:val="20"/>
+              </w:rPr>
+              <w:t xml:space="preserve">type examples as students follow along in their own editor.</w:t>
+            </w:r>
+            <w:r>
+              <w:rPr>
+                <w:rFonts w:ascii="Arial" w:cs="Arial" w:eastAsia="Arial" w:hAnsi="Arial"/>
+                <w:sz w:val="20"/>
+                <w:szCs w:val="20"/>
+              </w:rPr>
+              <w:br/>
+              <w:t xml:space="preserve"/>
+            </w:r>
+            <w:r>
+              <w:rPr>
+                <w:rFonts w:ascii="Arial" w:cs="Arial" w:eastAsia="Arial" w:hAnsi="Arial"/>
+                <w:b/>
+                <w:bCs/>
+                <w:i/>
+                <w:iCs/>
+                <w:color w:val="555555"/>
+                <w:sz w:val="20"/>
+                <w:szCs w:val="20"/>
+              </w:rPr>
+              <w:t xml:space="preserve">→ Check for Understanding: </w:t>
+            </w:r>
+            <w:r>
+              <w:rPr>
+                <w:rFonts w:ascii="Arial" w:cs="Arial" w:eastAsia="Arial" w:hAnsi="Arial"/>
+                <w:b w:val="false"/>
+                <w:bCs w:val="false"/>
+                <w:i/>
+                <w:iCs/>
+                <w:color w:val="555555"/>
+                <w:sz w:val="20"/>
+                <w:szCs w:val="20"/>
+              </w:rPr>
+              <w:t xml:space="preserve">pause and cold-call: “Can someone explain what we just did in their own words?”</w:t>
             </w:r>
           </w:p>
         </w:tc>
@@ -377,9 +955,9 @@
               <w:right w:val="single" w:color="CCCCCC" w:sz="1"/>
             </w:tcBorders>
             <w:tcMar>
-              <w:top w:type="dxa" w:w="60"/>
+              <w:top w:type="dxa" w:w="80"/>
               <w:left w:type="dxa" w:w="120"/>
-              <w:bottom w:type="dxa" w:w="60"/>
+              <w:bottom w:type="dxa" w:w="80"/>
               <w:right w:type="dxa" w:w="120"/>
             </w:tcMar>
           </w:tcPr>
@@ -406,20 +984,90 @@
               <w:right w:val="single" w:color="CCCCCC" w:sz="1"/>
             </w:tcBorders>
             <w:tcMar>
-              <w:top w:type="dxa" w:w="60"/>
+              <w:top w:type="dxa" w:w="80"/>
               <w:left w:type="dxa" w:w="120"/>
-              <w:bottom w:type="dxa" w:w="60"/>
+              <w:bottom w:type="dxa" w:w="80"/>
               <w:right w:type="dxa" w:w="120"/>
             </w:tcMar>
           </w:tcPr>
           <w:p>
-            <w:r>
-              <w:rPr>
-                <w:rFonts w:ascii="Arial" w:cs="Arial" w:eastAsia="Arial" w:hAnsi="Arial"/>
-                <w:sz w:val="20"/>
-                <w:szCs w:val="20"/>
+            <w:pPr>
+              <w:spacing w:after="80" w:before="80"/>
+            </w:pPr>
+            <w:r>
+              <w:rPr>
+                <w:rFonts w:ascii="Arial" w:cs="Arial" w:eastAsia="Arial" w:hAnsi="Arial"/>
+                <w:b/>
+                <w:bCs/>
+                <w:i w:val="false"/>
+                <w:iCs w:val="false"/>
+                <w:color w:val="000000"/>
+                <w:sz w:val="22"/>
+                <w:szCs w:val="22"/>
               </w:rPr>
               <w:t xml:space="preserve">Guided Practice</w:t>
+            </w:r>
+            <w:r>
+              <w:rPr>
+                <w:rFonts w:ascii="Arial" w:cs="Arial" w:eastAsia="Arial" w:hAnsi="Arial"/>
+                <w:sz w:val="20"/>
+                <w:szCs w:val="20"/>
+              </w:rPr>
+              <w:br/>
+              <w:t xml:space="preserve"/>
+            </w:r>
+            <w:r>
+              <w:rPr>
+                <w:rFonts w:ascii="Arial" w:cs="Arial" w:eastAsia="Arial" w:hAnsi="Arial"/>
+                <w:sz w:val="20"/>
+                <w:szCs w:val="20"/>
+              </w:rPr>
+              <w:br/>
+              <w:t xml:space="preserve"/>
+            </w:r>
+            <w:r>
+              <w:rPr>
+                <w:rFonts w:ascii="Arial" w:cs="Arial" w:eastAsia="Arial" w:hAnsi="Arial"/>
+                <w:b w:val="false"/>
+                <w:bCs w:val="false"/>
+                <w:i w:val="false"/>
+                <w:iCs w:val="false"/>
+                <w:color w:val="000000"/>
+                <w:sz w:val="20"/>
+                <w:szCs w:val="20"/>
+              </w:rPr>
+              <w:t xml:space="preserve">Step 1: Write a lambda function that takes a single number and returns it multiplied by 2.</w:t>
+            </w:r>
+            <w:r>
+              <w:rPr>
+                <w:rFonts w:ascii="Arial" w:cs="Arial" w:eastAsia="Arial" w:hAnsi="Arial"/>
+                <w:sz w:val="20"/>
+                <w:szCs w:val="20"/>
+              </w:rPr>
+              <w:br/>
+              <w:t xml:space="preserve"/>
+            </w:r>
+            <w:r>
+              <w:rPr>
+                <w:rFonts w:ascii="Arial" w:cs="Arial" w:eastAsia="Arial" w:hAnsi="Arial"/>
+                <w:sz w:val="20"/>
+                <w:szCs w:val="20"/>
+              </w:rPr>
+              <w:br/>
+              <w:t xml:space="preserve"/>
+            </w:r>
+            <w:r>
+              <w:rPr>
+                <w:rFonts w:ascii="Arial" w:cs="Arial" w:eastAsia="Arial" w:hAnsi="Arial"/>
+                <w:b w:val="false"/>
+                <w:bCs w:val="false"/>
+                <w:i/>
+                <w:iCs/>
+                <w:color w:val="555555"/>
+                <w:sz w:val="20"/>
+                <w:szCs w:val="20"/>
+              </w:rPr>
+              <w:t xml:space="preserve">→ Teacher models — students try alongside, then compare results.</w:t>
             </w:r>
           </w:p>
         </w:tc>
@@ -435,9 +1083,9 @@
               <w:right w:val="single" w:color="CCCCCC" w:sz="1"/>
             </w:tcBorders>
             <w:tcMar>
-              <w:top w:type="dxa" w:w="60"/>
+              <w:top w:type="dxa" w:w="80"/>
               <w:left w:type="dxa" w:w="120"/>
-              <w:bottom w:type="dxa" w:w="60"/>
+              <w:bottom w:type="dxa" w:w="80"/>
               <w:right w:type="dxa" w:w="120"/>
             </w:tcMar>
           </w:tcPr>
@@ -450,7 +1098,7 @@
                 <w:sz w:val="20"/>
                 <w:szCs w:val="20"/>
               </w:rPr>
-              <w:t xml:space="preserve">15-20 min</w:t>
+              <w:t xml:space="preserve">15–20 min</w:t>
             </w:r>
           </w:p>
         </w:tc>
@@ -464,20 +1112,81 @@
               <w:right w:val="single" w:color="CCCCCC" w:sz="1"/>
             </w:tcBorders>
             <w:tcMar>
-              <w:top w:type="dxa" w:w="60"/>
+              <w:top w:type="dxa" w:w="80"/>
               <w:left w:type="dxa" w:w="120"/>
-              <w:bottom w:type="dxa" w:w="60"/>
+              <w:bottom w:type="dxa" w:w="80"/>
               <w:right w:type="dxa" w:w="120"/>
             </w:tcMar>
           </w:tcPr>
           <w:p>
-            <w:r>
-              <w:rPr>
-                <w:rFonts w:ascii="Arial" w:cs="Arial" w:eastAsia="Arial" w:hAnsi="Arial"/>
-                <w:sz w:val="20"/>
-                <w:szCs w:val="20"/>
+            <w:pPr>
+              <w:spacing w:after="80" w:before="80"/>
+            </w:pPr>
+            <w:r>
+              <w:rPr>
+                <w:rFonts w:ascii="Arial" w:cs="Arial" w:eastAsia="Arial" w:hAnsi="Arial"/>
+                <w:b/>
+                <w:bCs/>
+                <w:i w:val="false"/>
+                <w:iCs w:val="false"/>
+                <w:color w:val="000000"/>
+                <w:sz w:val="22"/>
+                <w:szCs w:val="22"/>
               </w:rPr>
               <w:t xml:space="preserve">Independent Practice / Code Along</w:t>
+            </w:r>
+            <w:r>
+              <w:rPr>
+                <w:rFonts w:ascii="Arial" w:cs="Arial" w:eastAsia="Arial" w:hAnsi="Arial"/>
+                <w:sz w:val="20"/>
+                <w:szCs w:val="20"/>
+              </w:rPr>
+              <w:br/>
+              <w:t xml:space="preserve"/>
+            </w:r>
+            <w:r>
+              <w:rPr>
+                <w:rFonts w:ascii="Arial" w:cs="Arial" w:eastAsia="Arial" w:hAnsi="Arial"/>
+                <w:b w:val="false"/>
+                <w:bCs w:val="false"/>
+                <w:i w:val="false"/>
+                <w:iCs w:val="false"/>
+                <w:color w:val="000000"/>
+                <w:sz w:val="20"/>
+                <w:szCs w:val="20"/>
+              </w:rPr>
+              <w:t xml:space="preserve">    Work through problems from the day's exercise set.</w:t>
+            </w:r>
+            <w:r>
+              <w:rPr>
+                <w:rFonts w:ascii="Arial" w:cs="Arial" w:eastAsia="Arial" w:hAnsi="Arial"/>
+                <w:sz w:val="20"/>
+                <w:szCs w:val="20"/>
+              </w:rPr>
+              <w:br/>
+              <w:t xml:space="preserve"/>
+            </w:r>
+            <w:r>
+              <w:rPr>
+                <w:rFonts w:ascii="Arial" w:cs="Arial" w:eastAsia="Arial" w:hAnsi="Arial"/>
+                <w:sz w:val="20"/>
+                <w:szCs w:val="20"/>
+              </w:rPr>
+              <w:br/>
+              <w:t xml:space="preserve"/>
+            </w:r>
+            <w:r>
+              <w:rPr>
+                <w:rFonts w:ascii="Arial" w:cs="Arial" w:eastAsia="Arial" w:hAnsi="Arial"/>
+                <w:b w:val="false"/>
+                <w:bCs w:val="false"/>
+                <w:i/>
+                <w:iCs/>
+                <w:color w:val="555555"/>
+                <w:sz w:val="20"/>
+                <w:szCs w:val="20"/>
+              </w:rPr>
+              <w:t xml:space="preserve">→ Teacher circulates — offer hints, check for understanding.</w:t>
             </w:r>
           </w:p>
         </w:tc>
@@ -493,9 +1202,9 @@
               <w:right w:val="single" w:color="CCCCCC" w:sz="1"/>
             </w:tcBorders>
             <w:tcMar>
-              <w:top w:type="dxa" w:w="60"/>
+              <w:top w:type="dxa" w:w="80"/>
               <w:left w:type="dxa" w:w="120"/>
-              <w:bottom w:type="dxa" w:w="60"/>
+              <w:bottom w:type="dxa" w:w="80"/>
               <w:right w:type="dxa" w:w="120"/>
             </w:tcMar>
           </w:tcPr>
@@ -522,20 +1231,90 @@
               <w:right w:val="single" w:color="CCCCCC" w:sz="1"/>
             </w:tcBorders>
             <w:tcMar>
-              <w:top w:type="dxa" w:w="60"/>
+              <w:top w:type="dxa" w:w="80"/>
               <w:left w:type="dxa" w:w="120"/>
-              <w:bottom w:type="dxa" w:w="60"/>
+              <w:bottom w:type="dxa" w:w="80"/>
               <w:right w:type="dxa" w:w="120"/>
             </w:tcMar>
           </w:tcPr>
           <w:p>
-            <w:r>
-              <w:rPr>
-                <w:rFonts w:ascii="Arial" w:cs="Arial" w:eastAsia="Arial" w:hAnsi="Arial"/>
-                <w:sz w:val="20"/>
-                <w:szCs w:val="20"/>
+            <w:pPr>
+              <w:spacing w:after="80" w:before="80"/>
+            </w:pPr>
+            <w:r>
+              <w:rPr>
+                <w:rFonts w:ascii="Arial" w:cs="Arial" w:eastAsia="Arial" w:hAnsi="Arial"/>
+                <w:b/>
+                <w:bCs/>
+                <w:i w:val="false"/>
+                <w:iCs w:val="false"/>
+                <w:color w:val="000000"/>
+                <w:sz w:val="22"/>
+                <w:szCs w:val="22"/>
               </w:rPr>
               <w:t xml:space="preserve">Exit Ticket / Wrap-Up</w:t>
+            </w:r>
+            <w:r>
+              <w:rPr>
+                <w:rFonts w:ascii="Arial" w:cs="Arial" w:eastAsia="Arial" w:hAnsi="Arial"/>
+                <w:sz w:val="20"/>
+                <w:szCs w:val="20"/>
+              </w:rPr>
+              <w:br/>
+              <w:t xml:space="preserve"/>
+            </w:r>
+            <w:r>
+              <w:rPr>
+                <w:rFonts w:ascii="Arial" w:cs="Arial" w:eastAsia="Arial" w:hAnsi="Arial"/>
+                <w:sz w:val="20"/>
+                <w:szCs w:val="20"/>
+              </w:rPr>
+              <w:br/>
+              <w:t xml:space="preserve"/>
+            </w:r>
+            <w:r>
+              <w:rPr>
+                <w:rFonts w:ascii="Arial" w:cs="Arial" w:eastAsia="Arial" w:hAnsi="Arial"/>
+                <w:b w:val="false"/>
+                <w:bCs w:val="false"/>
+                <w:i w:val="false"/>
+                <w:iCs w:val="false"/>
+                <w:color w:val="000000"/>
+                <w:sz w:val="20"/>
+                <w:szCs w:val="20"/>
+              </w:rPr>
+              <w:t xml:space="preserve">Quick Check: Write and use lambda functions to create simple, anonymous functions for one-time or callback operations?</w:t>
+            </w:r>
+            <w:r>
+              <w:rPr>
+                <w:rFonts w:ascii="Arial" w:cs="Arial" w:eastAsia="Arial" w:hAnsi="Arial"/>
+                <w:sz w:val="20"/>
+                <w:szCs w:val="20"/>
+              </w:rPr>
+              <w:br/>
+              <w:t xml:space="preserve"/>
+            </w:r>
+            <w:r>
+              <w:rPr>
+                <w:rFonts w:ascii="Arial" w:cs="Arial" w:eastAsia="Arial" w:hAnsi="Arial"/>
+                <w:sz w:val="20"/>
+                <w:szCs w:val="20"/>
+              </w:rPr>
+              <w:br/>
+              <w:t xml:space="preserve"/>
+            </w:r>
+            <w:r>
+              <w:rPr>
+                <w:rFonts w:ascii="Arial" w:cs="Arial" w:eastAsia="Arial" w:hAnsi="Arial"/>
+                <w:b w:val="false"/>
+                <w:bCs w:val="false"/>
+                <w:i/>
+                <w:iCs/>
+                <w:color w:val="555555"/>
+                <w:sz w:val="20"/>
+                <w:szCs w:val="20"/>
+              </w:rPr>
+              <w:t xml:space="preserve">→ 3–2–1: Name 3 things learned, 2 new vocab words, 1 question you still have.</w:t>
             </w:r>
           </w:p>
         </w:tc>
@@ -807,20 +1586,20 @@
                 <w:sz w:val="18"/>
                 <w:szCs w:val="18"/>
               </w:rPr>
-              <w:t xml:space="preserve"># Basic lambda syntax</w:t>
-            </w:r>
-          </w:p>
-          <w:p>
-            <w:pPr>
-              <w:spacing w:after="20"/>
-            </w:pPr>
-            <w:r>
-              <w:rPr>
-                <w:rFonts w:ascii="Courier New" w:cs="Courier New" w:eastAsia="Courier New" w:hAnsi="Courier New"/>
-                <w:sz w:val="18"/>
-                <w:szCs w:val="18"/>
-              </w:rPr>
-              <w:t xml:space="preserve"># lambda arguments: expression</w:t>
+              <w:t xml:space="preserve">add = lambda x, y: x + y</w:t>
+            </w:r>
+          </w:p>
+          <w:p>
+            <w:pPr>
+              <w:spacing w:after="20"/>
+            </w:pPr>
+            <w:r>
+              <w:rPr>
+                <w:rFonts w:ascii="Courier New" w:cs="Courier New" w:eastAsia="Courier New" w:hAnsi="Courier New"/>
+                <w:sz w:val="18"/>
+                <w:szCs w:val="18"/>
+              </w:rPr>
+              <w:t xml:space="preserve">print(add(3, 5))  # Output: 8</w:t>
             </w:r>
           </w:p>
           <w:p>
@@ -846,45 +1625,6 @@
                 <w:sz w:val="18"/>
                 <w:szCs w:val="18"/>
               </w:rPr>
-              <w:t xml:space="preserve"># Example 1: Simple lambda that adds two numbers</w:t>
-            </w:r>
-          </w:p>
-          <w:p>
-            <w:pPr>
-              <w:spacing w:after="20"/>
-            </w:pPr>
-            <w:r>
-              <w:rPr>
-                <w:rFonts w:ascii="Courier New" w:cs="Courier New" w:eastAsia="Courier New" w:hAnsi="Courier New"/>
-                <w:sz w:val="18"/>
-                <w:szCs w:val="18"/>
-              </w:rPr>
-              <w:t xml:space="preserve">add = lambda x, y: x + y</w:t>
-            </w:r>
-          </w:p>
-          <w:p>
-            <w:pPr>
-              <w:spacing w:after="20"/>
-            </w:pPr>
-            <w:r>
-              <w:rPr>
-                <w:rFonts w:ascii="Courier New" w:cs="Courier New" w:eastAsia="Courier New" w:hAnsi="Courier New"/>
-                <w:sz w:val="18"/>
-                <w:szCs w:val="18"/>
-              </w:rPr>
-              <w:t xml:space="preserve">print(add(3, 5))  # Output: 8</w:t>
-            </w:r>
-          </w:p>
-          <w:p>
-            <w:pPr>
-              <w:spacing w:after="20"/>
-            </w:pPr>
-            <w:r>
-              <w:rPr>
-                <w:rFonts w:ascii="Courier New" w:cs="Courier New" w:eastAsia="Courier New" w:hAnsi="Courier New"/>
-                <w:sz w:val="18"/>
-                <w:szCs w:val="18"/>
-              </w:rPr>
               <w:t xml:space="preserve"> </w:t>
             </w:r>
           </w:p>
@@ -898,19 +1638,6 @@
                 <w:sz w:val="18"/>
                 <w:szCs w:val="18"/>
               </w:rPr>
-              <w:t xml:space="preserve"># Example 2: Lambda with single argument</w:t>
-            </w:r>
-          </w:p>
-          <w:p>
-            <w:pPr>
-              <w:spacing w:after="20"/>
-            </w:pPr>
-            <w:r>
-              <w:rPr>
-                <w:rFonts w:ascii="Courier New" w:cs="Courier New" w:eastAsia="Courier New" w:hAnsi="Courier New"/>
-                <w:sz w:val="18"/>
-                <w:szCs w:val="18"/>
-              </w:rPr>
               <w:t xml:space="preserve">square = lambda x: x ** 2</w:t>
             </w:r>
           </w:p>
@@ -950,7 +1677,7 @@
                 <w:sz w:val="18"/>
                 <w:szCs w:val="18"/>
               </w:rPr>
-              <w:t xml:space="preserve"># Example 3: Lambda with multiple arguments</w:t>
+              <w:t xml:space="preserve"> </w:t>
             </w:r>
           </w:p>
           <w:p>
@@ -1002,7 +1729,7 @@
                 <w:sz w:val="18"/>
                 <w:szCs w:val="18"/>
               </w:rPr>
-              <w:t xml:space="preserve"># Example 4: Lambda in a list (sorting by custom criteria)</w:t>
+              <w:t xml:space="preserve"> </w:t>
             </w:r>
           </w:p>
           <w:p>
@@ -1028,7 +1755,7 @@
                 <w:sz w:val="18"/>
                 <w:szCs w:val="18"/>
               </w:rPr>
-              <w:t xml:space="preserve"># Sort by score (second element)</w:t>
+              <w:t xml:space="preserve"> </w:t>
             </w:r>
           </w:p>
           <w:p>
@@ -1067,19 +1794,6 @@
                 <w:sz w:val="18"/>
                 <w:szCs w:val="18"/>
               </w:rPr>
-              <w:t xml:space="preserve"># Output: [('Charlie', 78), ('Bob', 85), ('Alice', 92)]</w:t>
-            </w:r>
-          </w:p>
-          <w:p>
-            <w:pPr>
-              <w:spacing w:after="20"/>
-            </w:pPr>
-            <w:r>
-              <w:rPr>
-                <w:rFonts w:ascii="Courier New" w:cs="Courier New" w:eastAsia="Courier New" w:hAnsi="Courier New"/>
-                <w:sz w:val="18"/>
-                <w:szCs w:val="18"/>
-              </w:rPr>
               <w:t xml:space="preserve"> </w:t>
             </w:r>
           </w:p>
@@ -1093,7 +1807,20 @@
                 <w:sz w:val="18"/>
                 <w:szCs w:val="18"/>
               </w:rPr>
-              <w:t xml:space="preserve"># Example 5: Lambda with conditional expression</w:t>
+              <w:t xml:space="preserve"> </w:t>
+            </w:r>
+          </w:p>
+          <w:p>
+            <w:pPr>
+              <w:spacing w:after="20"/>
+            </w:pPr>
+            <w:r>
+              <w:rPr>
+                <w:rFonts w:ascii="Courier New" w:cs="Courier New" w:eastAsia="Courier New" w:hAnsi="Courier New"/>
+                <w:sz w:val="18"/>
+                <w:szCs w:val="18"/>
+              </w:rPr>
+              <w:t xml:space="preserve"> </w:t>
             </w:r>
           </w:p>
           <w:p>
@@ -1534,19 +2261,6 @@
                 <w:sz w:val="18"/>
                 <w:szCs w:val="18"/>
               </w:rPr>
-              <w:t xml:space="preserve"># Beginner</w:t>
-            </w:r>
-          </w:p>
-          <w:p>
-            <w:pPr>
-              <w:spacing w:after="20"/>
-            </w:pPr>
-            <w:r>
-              <w:rPr>
-                <w:rFonts w:ascii="Courier New" w:cs="Courier New" w:eastAsia="Courier New" w:hAnsi="Courier New"/>
-                <w:sz w:val="18"/>
-                <w:szCs w:val="18"/>
-              </w:rPr>
               <w:t xml:space="preserve">add_ten = lambda x: x + 10</w:t>
             </w:r>
           </w:p>
@@ -1586,7 +2300,7 @@
                 <w:sz w:val="18"/>
                 <w:szCs w:val="18"/>
               </w:rPr>
-              <w:t xml:space="preserve"># Intermediate</w:t>
+              <w:t xml:space="preserve"> </w:t>
             </w:r>
           </w:p>
           <w:p>
@@ -1651,7 +2365,7 @@
                 <w:sz w:val="18"/>
                 <w:szCs w:val="18"/>
               </w:rPr>
-              <w:t xml:space="preserve"># Challenge (preview of next topic!)</w:t>
+              <w:t xml:space="preserve"> </w:t>
             </w:r>
           </w:p>
           <w:p>
@@ -1677,7 +2391,7 @@
                 <w:sz w:val="18"/>
                 <w:szCs w:val="18"/>
               </w:rPr>
-              <w:t xml:space="preserve"># This is a sneak peek at dictionary filtering - we'll learn the proper approach tomorrow!</w:t>
+              <w:t xml:space="preserve"> </w:t>
             </w:r>
           </w:p>
           <w:p>

--- a/Coding 2 - year/Unit 3 - Advanced Functions & Algorithms/Daily Lesson Plans/Word/Day 1.docx
+++ b/Coding 2 - year/Unit 3 - Advanced Functions & Algorithms/Daily Lesson Plans/Word/Day 1.docx
@@ -380,7 +380,7 @@
                 <w:sz w:val="20"/>
                 <w:szCs w:val="20"/>
               </w:rPr>
-              <w:t xml:space="preserve">    What do you already know about how to write and use lambda functions to create simple, anonymous functions for one-time or callback operations?</w:t>
+              <w:t xml:space="preserve">    If you had to write and use lambda functions to create simple, anonymous functions for one-time or callback operations, what would be the very first line of code you'd write? Why?</w:t>
             </w:r>
             <w:r>
               <w:rPr>
@@ -477,7 +477,7 @@
                 <w:sz w:val="20"/>
                 <w:szCs w:val="20"/>
               </w:rPr>
-              <w:t xml:space="preserve">Today's Goal: By the end of class you will be able to write and use lambda functions to create simple, anonymous functions for one-time or callback operations.</w:t>
+              <w:t xml:space="preserve">Today’s Goal: By the end of class you will be able to write and use lambda functions to create simple, anonymous functions for one-time or callback operations.</w:t>
             </w:r>
             <w:r>
               <w:rPr>
@@ -1283,7 +1283,7 @@
                 <w:sz w:val="20"/>
                 <w:szCs w:val="20"/>
               </w:rPr>
-              <w:t xml:space="preserve">Quick Check: Write and use lambda functions to create simple, anonymous functions for one-time or callback operations?</w:t>
+              <w:t xml:space="preserve">Without looking at your notes, write pseudocode showing how to write and use lambda functions to create simple, anonymous functions for one-time or callback operations.</w:t>
             </w:r>
             <w:r>
               <w:rPr>

--- a/Coding 2 - year/Unit 3 - Advanced Functions & Algorithms/Daily Lesson Plans/Word/Day 1.docx
+++ b/Coding 2 - year/Unit 3 - Advanced Functions & Algorithms/Daily Lesson Plans/Word/Day 1.docx
@@ -1147,6 +1147,19 @@
             <w:r>
               <w:rPr>
                 <w:rFonts w:ascii="Arial" w:cs="Arial" w:eastAsia="Arial" w:hAnsi="Arial"/>
+                <w:b/>
+                <w:bCs/>
+                <w:i w:val="false"/>
+                <w:iCs w:val="false"/>
+                <w:color w:val="000000"/>
+                <w:sz w:val="20"/>
+                <w:szCs w:val="20"/>
+              </w:rPr>
+              <w:t xml:space="preserve">    Beginner: </w:t>
+            </w:r>
+            <w:r>
+              <w:rPr>
+                <w:rFonts w:ascii="Arial" w:cs="Arial" w:eastAsia="Arial" w:hAnsi="Arial"/>
                 <w:b w:val="false"/>
                 <w:bCs w:val="false"/>
                 <w:i w:val="false"/>
@@ -1155,7 +1168,77 @@
                 <w:sz w:val="20"/>
                 <w:szCs w:val="20"/>
               </w:rPr>
-              <w:t xml:space="preserve">    Work through problems from the day's exercise set.</w:t>
+              <w:t xml:space="preserve">Write a lambda function called add_ten that takes a number and returns the number plus 10. Test it with the value 5.</w:t>
+            </w:r>
+            <w:r>
+              <w:rPr>
+                <w:rFonts w:ascii="Arial" w:cs="Arial" w:eastAsia="Arial" w:hAnsi="Arial"/>
+                <w:sz w:val="20"/>
+                <w:szCs w:val="20"/>
+              </w:rPr>
+              <w:br/>
+              <w:t xml:space="preserve"/>
+            </w:r>
+            <w:r>
+              <w:rPr>
+                <w:rFonts w:ascii="Arial" w:cs="Arial" w:eastAsia="Arial" w:hAnsi="Arial"/>
+                <w:b/>
+                <w:bCs/>
+                <w:i w:val="false"/>
+                <w:iCs w:val="false"/>
+                <w:color w:val="000000"/>
+                <w:sz w:val="20"/>
+                <w:szCs w:val="20"/>
+              </w:rPr>
+              <w:t xml:space="preserve">    Intermediate: </w:t>
+            </w:r>
+            <w:r>
+              <w:rPr>
+                <w:rFonts w:ascii="Arial" w:cs="Arial" w:eastAsia="Arial" w:hAnsi="Arial"/>
+                <w:b w:val="false"/>
+                <w:bCs w:val="false"/>
+                <w:i w:val="false"/>
+                <w:iCs w:val="false"/>
+                <w:color w:val="000000"/>
+                <w:sz w:val="20"/>
+                <w:szCs w:val="20"/>
+              </w:rPr>
+              <w:t xml:space="preserve">Write a lambda function that takes a list of numbers and use it to sort a list of tuples by their first element. Example: [(3, "a"), (1, "b"…</w:t>
+            </w:r>
+            <w:r>
+              <w:rPr>
+                <w:rFonts w:ascii="Arial" w:cs="Arial" w:eastAsia="Arial" w:hAnsi="Arial"/>
+                <w:sz w:val="20"/>
+                <w:szCs w:val="20"/>
+              </w:rPr>
+              <w:br/>
+              <w:t xml:space="preserve"/>
+            </w:r>
+            <w:r>
+              <w:rPr>
+                <w:rFonts w:ascii="Arial" w:cs="Arial" w:eastAsia="Arial" w:hAnsi="Arial"/>
+                <w:b/>
+                <w:bCs/>
+                <w:i w:val="false"/>
+                <w:iCs w:val="false"/>
+                <w:color w:val="000000"/>
+                <w:sz w:val="20"/>
+                <w:szCs w:val="20"/>
+              </w:rPr>
+              <w:t xml:space="preserve">    Challenge: </w:t>
+            </w:r>
+            <w:r>
+              <w:rPr>
+                <w:rFonts w:ascii="Arial" w:cs="Arial" w:eastAsia="Arial" w:hAnsi="Arial"/>
+                <w:b w:val="false"/>
+                <w:bCs w:val="false"/>
+                <w:i w:val="false"/>
+                <w:iCs w:val="false"/>
+                <w:color w:val="000000"/>
+                <w:sz w:val="20"/>
+                <w:szCs w:val="20"/>
+              </w:rPr>
+              <w:t xml:space="preserve">Write a lambda function that takes a dictionary and filters it to only return keys with values greater than 50. (Hint: Use this with a built…</w:t>
             </w:r>
             <w:r>
               <w:rPr>
@@ -2516,6 +2599,94 @@
       <w:pPr>
         <w:spacing w:after="160"/>
       </w:pPr>
+    </w:p>
+    <w:p>
+      <w:pPr>
+        <w:pBdr>
+          <w:bottom w:val="single" w:color="1B7A4A" w:sz="4" w:space="4"/>
+        </w:pBdr>
+        <w:spacing w:after="100" w:before="120"/>
+      </w:pPr>
+      <w:r>
+        <w:rPr>
+          <w:rFonts w:ascii="Arial" w:cs="Arial" w:eastAsia="Arial" w:hAnsi="Arial"/>
+          <w:b/>
+          <w:bCs/>
+          <w:color w:val="1B7A4A"/>
+          <w:sz w:val="24"/>
+          <w:szCs w:val="24"/>
+        </w:rPr>
+        <w:t xml:space="preserve">Practice Problems</w:t>
+      </w:r>
+    </w:p>
+    <w:p>
+      <w:pPr>
+        <w:spacing w:after="80"/>
+      </w:pPr>
+      <w:r>
+        <w:rPr>
+          <w:rFonts w:ascii="Arial" w:cs="Arial" w:eastAsia="Arial" w:hAnsi="Arial"/>
+          <w:b/>
+          <w:bCs/>
+          <w:sz w:val="20"/>
+          <w:szCs w:val="20"/>
+        </w:rPr>
+        <w:t xml:space="preserve">Problem 1: </w:t>
+      </w:r>
+      <w:r>
+        <w:rPr>
+          <w:rFonts w:ascii="Arial" w:cs="Arial" w:eastAsia="Arial" w:hAnsi="Arial"/>
+          <w:sz w:val="20"/>
+          <w:szCs w:val="20"/>
+        </w:rPr>
+        <w:t xml:space="preserve">Beginner:  Write a lambda function called add_ten that takes a number and returns the number plus 10. Test it with the value 5.</w:t>
+      </w:r>
+    </w:p>
+    <w:p>
+      <w:pPr>
+        <w:spacing w:after="80"/>
+      </w:pPr>
+      <w:r>
+        <w:rPr>
+          <w:rFonts w:ascii="Arial" w:cs="Arial" w:eastAsia="Arial" w:hAnsi="Arial"/>
+          <w:b/>
+          <w:bCs/>
+          <w:sz w:val="20"/>
+          <w:szCs w:val="20"/>
+        </w:rPr>
+        <w:t xml:space="preserve">Problem 2: </w:t>
+      </w:r>
+      <w:r>
+        <w:rPr>
+          <w:rFonts w:ascii="Arial" w:cs="Arial" w:eastAsia="Arial" w:hAnsi="Arial"/>
+          <w:sz w:val="20"/>
+          <w:szCs w:val="20"/>
+        </w:rPr>
+        <w:t xml:space="preserve">Intermediate:  Write a lambda function that takes a list of numbers and use it to sort a list of tuples by their first element. Example: [(3, "a"), (1, "b"), (2, "c")] should become [(1, "b"), (2, "c"), (3, "a")].</w:t>
+      </w:r>
+    </w:p>
+    <w:p>
+      <w:pPr>
+        <w:spacing w:after="80"/>
+      </w:pPr>
+      <w:r>
+        <w:rPr>
+          <w:rFonts w:ascii="Arial" w:cs="Arial" w:eastAsia="Arial" w:hAnsi="Arial"/>
+          <w:b/>
+          <w:bCs/>
+          <w:sz w:val="20"/>
+          <w:szCs w:val="20"/>
+        </w:rPr>
+        <w:t xml:space="preserve">Problem 3: </w:t>
+      </w:r>
+      <w:r>
+        <w:rPr>
+          <w:rFonts w:ascii="Arial" w:cs="Arial" w:eastAsia="Arial" w:hAnsi="Arial"/>
+          <w:sz w:val="20"/>
+          <w:szCs w:val="20"/>
+        </w:rPr>
+        <w:t xml:space="preserve">Challenge:  Write a lambda function that takes a dictionary and filters it to only return keys with values greater than 50. (Hint: Use this with a built-in function you'll learn soon!)</w:t>
+      </w:r>
     </w:p>
     <w:p>
       <w:pPr>
